--- a/Truth Table DOC.docx
+++ b/Truth Table DOC.docx
@@ -2385,14 +2385,7 @@
           <w:color w:val="000000" w:themeColor="text1"/>
         </w:rPr>
         <w:lastRenderedPageBreak/>
-        <w:t>5</w:t>
-      </w:r>
-      <w:r>
-        <w:rPr>
-          <w:rFonts w:ascii="Poppins" w:hAnsi="Poppins" w:cs="Poppins"/>
-          <w:color w:val="000000" w:themeColor="text1"/>
-        </w:rPr>
-        <w:t>. Digital Logic — OR Stage and NAND Latch</w:t>
+        <w:t>5. Digital Logic — OR Stage and NAND Latch</w:t>
       </w:r>
     </w:p>
     <w:p>
@@ -4028,6 +4021,648 @@
                 <w:color w:val="000000" w:themeColor="text1"/>
               </w:rPr>
               <w:t xml:space="preserve"> complementarity)</w:t>
+            </w:r>
+          </w:p>
+        </w:tc>
+      </w:tr>
+    </w:tbl>
+    <w:p>
+      <w:pPr>
+        <w:spacing w:after="80"/>
+        <w:rPr>
+          <w:rFonts w:ascii="Poppins" w:hAnsi="Poppins" w:cs="Poppins"/>
+          <w:color w:val="000000" w:themeColor="text1"/>
+        </w:rPr>
+      </w:pPr>
+      <w:r>
+        <w:rPr>
+          <w:rFonts w:ascii="Poppins" w:hAnsi="Poppins" w:cs="Poppins"/>
+          <w:color w:val="000000" w:themeColor="text1"/>
+        </w:rPr>
+        <w:br/>
+      </w:r>
+      <w:r>
+        <w:rPr>
+          <w:rFonts w:ascii="Poppins" w:hAnsi="Poppins" w:cs="Poppins"/>
+          <w:color w:val="000000" w:themeColor="text1"/>
+        </w:rPr>
+        <w:br/>
+      </w:r>
+      <w:r>
+        <w:rPr>
+          <w:rFonts w:ascii="Poppins" w:hAnsi="Poppins" w:cs="Poppins"/>
+          <w:color w:val="000000" w:themeColor="text1"/>
+        </w:rPr>
+        <w:br/>
+      </w:r>
+      <w:r>
+        <w:rPr>
+          <w:rFonts w:ascii="Poppins" w:hAnsi="Poppins" w:cs="Poppins"/>
+          <w:color w:val="000000" w:themeColor="text1"/>
+        </w:rPr>
+        <w:br/>
+      </w:r>
+    </w:p>
+    <w:p>
+      <w:pPr>
+        <w:pStyle w:val="Heading1"/>
+        <w:spacing w:before="320" w:after="160"/>
+        <w:rPr>
+          <w:rFonts w:ascii="Poppins" w:hAnsi="Poppins" w:cs="Poppins"/>
+          <w:color w:val="000000" w:themeColor="text1"/>
+        </w:rPr>
+      </w:pPr>
+      <w:r>
+        <w:rPr>
+          <w:rFonts w:ascii="Poppins" w:hAnsi="Poppins" w:cs="Poppins"/>
+          <w:color w:val="000000" w:themeColor="text1"/>
+        </w:rPr>
+        <w:lastRenderedPageBreak/>
+        <w:t>6</w:t>
+      </w:r>
+      <w:r>
+        <w:rPr>
+          <w:rFonts w:ascii="Poppins" w:hAnsi="Poppins" w:cs="Poppins"/>
+          <w:color w:val="000000" w:themeColor="text1"/>
+        </w:rPr>
+        <w:t xml:space="preserve">. </w:t>
+      </w:r>
+      <w:r>
+        <w:rPr>
+          <w:rFonts w:ascii="Poppins" w:hAnsi="Poppins" w:cs="Poppins"/>
+          <w:color w:val="000000" w:themeColor="text1"/>
+        </w:rPr>
+        <w:t xml:space="preserve">Component </w:t>
+      </w:r>
+      <w:r>
+        <w:rPr>
+          <w:rFonts w:ascii="Poppins" w:hAnsi="Poppins" w:cs="Poppins"/>
+          <w:color w:val="000000" w:themeColor="text1"/>
+        </w:rPr>
+        <w:t>Price List</w:t>
+      </w:r>
+    </w:p>
+    <w:p>
+      <w:pPr>
+        <w:spacing w:after="80"/>
+        <w:rPr>
+          <w:rFonts w:ascii="Poppins" w:hAnsi="Poppins" w:cs="Poppins"/>
+          <w:color w:val="000000" w:themeColor="text1"/>
+        </w:rPr>
+      </w:pPr>
+    </w:p>
+    <w:tbl>
+      <w:tblPr>
+        <w:tblW w:w="9360" w:type="dxa"/>
+        <w:tblBorders>
+          <w:top w:val="single" w:sz="4" w:space="0" w:color="auto"/>
+          <w:left w:val="single" w:sz="4" w:space="0" w:color="auto"/>
+          <w:bottom w:val="single" w:sz="4" w:space="0" w:color="auto"/>
+          <w:right w:val="single" w:sz="4" w:space="0" w:color="auto"/>
+          <w:insideH w:val="single" w:sz="4" w:space="0" w:color="auto"/>
+          <w:insideV w:val="single" w:sz="4" w:space="0" w:color="auto"/>
+        </w:tblBorders>
+        <w:tblCellMar>
+          <w:left w:w="10" w:type="dxa"/>
+          <w:right w:w="10" w:type="dxa"/>
+        </w:tblCellMar>
+        <w:tblLook w:val="04A0" w:firstRow="1" w:lastRow="0" w:firstColumn="1" w:lastColumn="0" w:noHBand="0" w:noVBand="1"/>
+      </w:tblPr>
+      <w:tblGrid>
+        <w:gridCol w:w="2700"/>
+        <w:gridCol w:w="3000"/>
+        <w:gridCol w:w="3660"/>
+      </w:tblGrid>
+      <w:tr>
+        <w:tblPrEx>
+          <w:tblCellMar>
+            <w:top w:w="0" w:type="dxa"/>
+            <w:bottom w:w="0" w:type="dxa"/>
+          </w:tblCellMar>
+        </w:tblPrEx>
+        <w:tc>
+          <w:tcPr>
+            <w:tcW w:w="2700" w:type="dxa"/>
+          </w:tcPr>
+          <w:p>
+            <w:pPr>
+              <w:rPr>
+                <w:rFonts w:ascii="Poppins" w:hAnsi="Poppins" w:cs="Poppins"/>
+              </w:rPr>
+            </w:pPr>
+            <w:r>
+              <w:rPr>
+                <w:rFonts w:ascii="Poppins" w:hAnsi="Poppins" w:cs="Poppins"/>
+              </w:rPr>
+              <w:t xml:space="preserve">Component </w:t>
+            </w:r>
+          </w:p>
+        </w:tc>
+        <w:tc>
+          <w:tcPr>
+            <w:tcW w:w="3000" w:type="dxa"/>
+          </w:tcPr>
+          <w:p>
+            <w:pPr>
+              <w:rPr>
+                <w:rFonts w:ascii="Poppins" w:hAnsi="Poppins" w:cs="Poppins"/>
+              </w:rPr>
+            </w:pPr>
+            <w:r>
+              <w:rPr>
+                <w:rFonts w:ascii="Poppins" w:hAnsi="Poppins" w:cs="Poppins"/>
+              </w:rPr>
+              <w:t xml:space="preserve">Component </w:t>
+            </w:r>
+          </w:p>
+        </w:tc>
+        <w:tc>
+          <w:tcPr>
+            <w:tcW w:w="3660" w:type="dxa"/>
+          </w:tcPr>
+          <w:p>
+            <w:pPr>
+              <w:rPr>
+                <w:rFonts w:ascii="Poppins" w:hAnsi="Poppins" w:cs="Poppins"/>
+              </w:rPr>
+            </w:pPr>
+            <w:r>
+              <w:rPr>
+                <w:rFonts w:ascii="Poppins" w:hAnsi="Poppins" w:cs="Poppins"/>
+              </w:rPr>
+              <w:t>Price</w:t>
+            </w:r>
+            <w:r>
+              <w:rPr>
+                <w:rFonts w:ascii="Poppins" w:hAnsi="Poppins" w:cs="Poppins"/>
+              </w:rPr>
+              <w:t xml:space="preserve"> (NZD)</w:t>
+            </w:r>
+          </w:p>
+        </w:tc>
+      </w:tr>
+      <w:tr>
+        <w:tblPrEx>
+          <w:tblCellMar>
+            <w:top w:w="0" w:type="dxa"/>
+            <w:bottom w:w="0" w:type="dxa"/>
+          </w:tblCellMar>
+        </w:tblPrEx>
+        <w:tc>
+          <w:tcPr>
+            <w:tcW w:w="2700" w:type="dxa"/>
+          </w:tcPr>
+          <w:p>
+            <w:pPr>
+              <w:rPr>
+                <w:rFonts w:ascii="Poppins" w:hAnsi="Poppins" w:cs="Poppins"/>
+              </w:rPr>
+            </w:pPr>
+            <w:r>
+              <w:rPr>
+                <w:rFonts w:ascii="Poppins" w:hAnsi="Poppins" w:cs="Poppins"/>
+              </w:rPr>
+              <w:t>Reference Gen x 1</w:t>
+            </w:r>
+          </w:p>
+        </w:tc>
+        <w:tc>
+          <w:tcPr>
+            <w:tcW w:w="3000" w:type="dxa"/>
+          </w:tcPr>
+          <w:p>
+            <w:pPr>
+              <w:rPr>
+                <w:rFonts w:ascii="Poppins" w:hAnsi="Poppins" w:cs="Poppins"/>
+              </w:rPr>
+            </w:pPr>
+            <w:r>
+              <w:rPr>
+                <w:rFonts w:ascii="Poppins" w:hAnsi="Poppins" w:cs="Poppins"/>
+              </w:rPr>
+              <w:t>LM4040C25FTA</w:t>
+            </w:r>
+          </w:p>
+        </w:tc>
+        <w:tc>
+          <w:tcPr>
+            <w:tcW w:w="3660" w:type="dxa"/>
+          </w:tcPr>
+          <w:p>
+            <w:pPr>
+              <w:rPr>
+                <w:rFonts w:ascii="Poppins" w:hAnsi="Poppins" w:cs="Poppins"/>
+              </w:rPr>
+            </w:pPr>
+            <w:r>
+              <w:rPr>
+                <w:rFonts w:ascii="Poppins" w:hAnsi="Poppins" w:cs="Poppins"/>
+              </w:rPr>
+              <w:t>$1.12</w:t>
+            </w:r>
+          </w:p>
+        </w:tc>
+      </w:tr>
+      <w:tr>
+        <w:tblPrEx>
+          <w:tblCellMar>
+            <w:top w:w="0" w:type="dxa"/>
+            <w:bottom w:w="0" w:type="dxa"/>
+          </w:tblCellMar>
+        </w:tblPrEx>
+        <w:tc>
+          <w:tcPr>
+            <w:tcW w:w="2700" w:type="dxa"/>
+          </w:tcPr>
+          <w:p>
+            <w:pPr>
+              <w:rPr>
+                <w:rFonts w:ascii="Poppins" w:hAnsi="Poppins" w:cs="Poppins"/>
+              </w:rPr>
+            </w:pPr>
+            <w:r>
+              <w:rPr>
+                <w:rFonts w:ascii="Poppins" w:hAnsi="Poppins" w:cs="Poppins"/>
+              </w:rPr>
+              <w:t>NTC x 1</w:t>
+            </w:r>
+          </w:p>
+        </w:tc>
+        <w:tc>
+          <w:tcPr>
+            <w:tcW w:w="3000" w:type="dxa"/>
+          </w:tcPr>
+          <w:p>
+            <w:pPr>
+              <w:rPr>
+                <w:rFonts w:ascii="Poppins" w:hAnsi="Poppins" w:cs="Poppins"/>
+              </w:rPr>
+            </w:pPr>
+            <w:r>
+              <w:rPr>
+                <w:rFonts w:ascii="Poppins" w:hAnsi="Poppins" w:cs="Poppins"/>
+              </w:rPr>
+              <w:t>B57164K0103J000</w:t>
+            </w:r>
+          </w:p>
+        </w:tc>
+        <w:tc>
+          <w:tcPr>
+            <w:tcW w:w="3660" w:type="dxa"/>
+          </w:tcPr>
+          <w:p>
+            <w:pPr>
+              <w:rPr>
+                <w:rFonts w:ascii="Poppins" w:hAnsi="Poppins" w:cs="Poppins"/>
+              </w:rPr>
+            </w:pPr>
+            <w:r>
+              <w:rPr>
+                <w:rFonts w:ascii="Poppins" w:hAnsi="Poppins" w:cs="Poppins"/>
+                <w:color w:val="000000"/>
+              </w:rPr>
+              <w:t>$0.94</w:t>
+            </w:r>
+          </w:p>
+        </w:tc>
+      </w:tr>
+      <w:tr>
+        <w:tblPrEx>
+          <w:tblCellMar>
+            <w:top w:w="0" w:type="dxa"/>
+            <w:bottom w:w="0" w:type="dxa"/>
+          </w:tblCellMar>
+        </w:tblPrEx>
+        <w:tc>
+          <w:tcPr>
+            <w:tcW w:w="2700" w:type="dxa"/>
+          </w:tcPr>
+          <w:p>
+            <w:pPr>
+              <w:rPr>
+                <w:rFonts w:ascii="Poppins" w:hAnsi="Poppins" w:cs="Poppins"/>
+              </w:rPr>
+            </w:pPr>
+            <w:r>
+              <w:rPr>
+                <w:rFonts w:ascii="Poppins" w:hAnsi="Poppins" w:cs="Poppins"/>
+              </w:rPr>
+              <w:t>MCU x 1</w:t>
+            </w:r>
+          </w:p>
+        </w:tc>
+        <w:tc>
+          <w:tcPr>
+            <w:tcW w:w="3000" w:type="dxa"/>
+          </w:tcPr>
+          <w:p>
+            <w:pPr>
+              <w:rPr>
+                <w:rFonts w:ascii="Poppins" w:hAnsi="Poppins" w:cs="Poppins"/>
+              </w:rPr>
+            </w:pPr>
+            <w:r>
+              <w:rPr>
+                <w:rFonts w:ascii="Poppins" w:hAnsi="Poppins" w:cs="Poppins"/>
+              </w:rPr>
+              <w:t>ATMEGA328PB-AU</w:t>
+            </w:r>
+          </w:p>
+        </w:tc>
+        <w:tc>
+          <w:tcPr>
+            <w:tcW w:w="3660" w:type="dxa"/>
+          </w:tcPr>
+          <w:p>
+            <w:pPr>
+              <w:rPr>
+                <w:rFonts w:ascii="Poppins" w:hAnsi="Poppins" w:cs="Poppins"/>
+              </w:rPr>
+            </w:pPr>
+            <w:r>
+              <w:rPr>
+                <w:rFonts w:ascii="Poppins" w:hAnsi="Poppins" w:cs="Poppins"/>
+                <w:color w:val="000000"/>
+              </w:rPr>
+              <w:t>$2.99</w:t>
+            </w:r>
+          </w:p>
+        </w:tc>
+      </w:tr>
+      <w:tr>
+        <w:tblPrEx>
+          <w:tblCellMar>
+            <w:top w:w="0" w:type="dxa"/>
+            <w:bottom w:w="0" w:type="dxa"/>
+          </w:tblCellMar>
+        </w:tblPrEx>
+        <w:tc>
+          <w:tcPr>
+            <w:tcW w:w="2700" w:type="dxa"/>
+          </w:tcPr>
+          <w:p>
+            <w:pPr>
+              <w:rPr>
+                <w:rFonts w:ascii="Poppins" w:hAnsi="Poppins" w:cs="Poppins"/>
+              </w:rPr>
+            </w:pPr>
+            <w:r>
+              <w:rPr>
+                <w:rFonts w:ascii="Poppins" w:hAnsi="Poppins" w:cs="Poppins"/>
+              </w:rPr>
+              <w:t>OR gates x 1</w:t>
+            </w:r>
+          </w:p>
+        </w:tc>
+        <w:tc>
+          <w:tcPr>
+            <w:tcW w:w="3000" w:type="dxa"/>
+          </w:tcPr>
+          <w:p>
+            <w:pPr>
+              <w:rPr>
+                <w:rFonts w:ascii="Poppins" w:hAnsi="Poppins" w:cs="Poppins"/>
+              </w:rPr>
+            </w:pPr>
+            <w:r>
+              <w:rPr>
+                <w:rFonts w:ascii="Poppins" w:hAnsi="Poppins" w:cs="Poppins"/>
+              </w:rPr>
+              <w:t>74HC32D,653</w:t>
+            </w:r>
+          </w:p>
+        </w:tc>
+        <w:tc>
+          <w:tcPr>
+            <w:tcW w:w="3660" w:type="dxa"/>
+          </w:tcPr>
+          <w:p>
+            <w:pPr>
+              <w:rPr>
+                <w:rFonts w:ascii="Poppins" w:hAnsi="Poppins" w:cs="Poppins"/>
+              </w:rPr>
+            </w:pPr>
+            <w:r>
+              <w:rPr>
+                <w:rFonts w:ascii="Poppins" w:hAnsi="Poppins" w:cs="Poppins"/>
+                <w:color w:val="000000"/>
+              </w:rPr>
+              <w:t>$0.40</w:t>
+            </w:r>
+          </w:p>
+        </w:tc>
+      </w:tr>
+      <w:tr>
+        <w:tblPrEx>
+          <w:tblCellMar>
+            <w:top w:w="0" w:type="dxa"/>
+            <w:bottom w:w="0" w:type="dxa"/>
+          </w:tblCellMar>
+        </w:tblPrEx>
+        <w:tc>
+          <w:tcPr>
+            <w:tcW w:w="2700" w:type="dxa"/>
+          </w:tcPr>
+          <w:p>
+            <w:pPr>
+              <w:rPr>
+                <w:rFonts w:ascii="Poppins" w:hAnsi="Poppins" w:cs="Poppins"/>
+              </w:rPr>
+            </w:pPr>
+            <w:r>
+              <w:rPr>
+                <w:rFonts w:ascii="Poppins" w:hAnsi="Poppins" w:cs="Poppins"/>
+              </w:rPr>
+              <w:t>NAND Gates x 2</w:t>
+            </w:r>
+          </w:p>
+        </w:tc>
+        <w:tc>
+          <w:tcPr>
+            <w:tcW w:w="3000" w:type="dxa"/>
+          </w:tcPr>
+          <w:p>
+            <w:pPr>
+              <w:rPr>
+                <w:rFonts w:ascii="Poppins" w:hAnsi="Poppins" w:cs="Poppins"/>
+              </w:rPr>
+            </w:pPr>
+            <w:r>
+              <w:rPr>
+                <w:rFonts w:ascii="Poppins" w:hAnsi="Poppins" w:cs="Poppins"/>
+                <w:color w:val="000000"/>
+              </w:rPr>
+              <w:t>74HC00D,653</w:t>
+            </w:r>
+          </w:p>
+        </w:tc>
+        <w:tc>
+          <w:tcPr>
+            <w:tcW w:w="3660" w:type="dxa"/>
+          </w:tcPr>
+          <w:p>
+            <w:pPr>
+              <w:rPr>
+                <w:rFonts w:ascii="Poppins" w:hAnsi="Poppins" w:cs="Poppins"/>
+              </w:rPr>
+            </w:pPr>
+            <w:r>
+              <w:rPr>
+                <w:rFonts w:ascii="Poppins" w:hAnsi="Poppins" w:cs="Poppins"/>
+                <w:color w:val="000000"/>
+              </w:rPr>
+              <w:t>$0.</w:t>
+            </w:r>
+            <w:r>
+              <w:rPr>
+                <w:rFonts w:ascii="Poppins" w:hAnsi="Poppins" w:cs="Poppins"/>
+                <w:color w:val="000000"/>
+              </w:rPr>
+              <w:t>80</w:t>
+            </w:r>
+          </w:p>
+        </w:tc>
+      </w:tr>
+      <w:tr>
+        <w:tblPrEx>
+          <w:tblCellMar>
+            <w:top w:w="0" w:type="dxa"/>
+            <w:bottom w:w="0" w:type="dxa"/>
+          </w:tblCellMar>
+        </w:tblPrEx>
+        <w:tc>
+          <w:tcPr>
+            <w:tcW w:w="2700" w:type="dxa"/>
+          </w:tcPr>
+          <w:p>
+            <w:pPr>
+              <w:rPr>
+                <w:rFonts w:ascii="Poppins" w:hAnsi="Poppins" w:cs="Poppins"/>
+              </w:rPr>
+            </w:pPr>
+            <w:r>
+              <w:rPr>
+                <w:rFonts w:ascii="Poppins" w:hAnsi="Poppins" w:cs="Poppins"/>
+              </w:rPr>
+              <w:t>ISO Switch x 1</w:t>
+            </w:r>
+          </w:p>
+        </w:tc>
+        <w:tc>
+          <w:tcPr>
+            <w:tcW w:w="3000" w:type="dxa"/>
+          </w:tcPr>
+          <w:p>
+            <w:pPr>
+              <w:rPr>
+                <w:rFonts w:ascii="Poppins" w:hAnsi="Poppins" w:cs="Poppins"/>
+              </w:rPr>
+            </w:pPr>
+            <w:r>
+              <w:rPr>
+                <w:rFonts w:ascii="Poppins" w:hAnsi="Poppins" w:cs="Poppins"/>
+                <w:color w:val="000000"/>
+              </w:rPr>
+              <w:t>TPS22917DBVR</w:t>
+            </w:r>
+          </w:p>
+        </w:tc>
+        <w:tc>
+          <w:tcPr>
+            <w:tcW w:w="3660" w:type="dxa"/>
+          </w:tcPr>
+          <w:p>
+            <w:pPr>
+              <w:rPr>
+                <w:rFonts w:ascii="Poppins" w:hAnsi="Poppins" w:cs="Poppins"/>
+              </w:rPr>
+            </w:pPr>
+            <w:r>
+              <w:rPr>
+                <w:rFonts w:ascii="Poppins" w:hAnsi="Poppins" w:cs="Poppins"/>
+                <w:color w:val="000000"/>
+              </w:rPr>
+              <w:t>$0.</w:t>
+            </w:r>
+            <w:r>
+              <w:rPr>
+                <w:rFonts w:ascii="Poppins" w:hAnsi="Poppins" w:cs="Poppins"/>
+                <w:color w:val="000000"/>
+              </w:rPr>
+              <w:t>95</w:t>
+            </w:r>
+          </w:p>
+        </w:tc>
+      </w:tr>
+      <w:tr>
+        <w:tblPrEx>
+          <w:tblCellMar>
+            <w:top w:w="0" w:type="dxa"/>
+            <w:bottom w:w="0" w:type="dxa"/>
+          </w:tblCellMar>
+        </w:tblPrEx>
+        <w:tc>
+          <w:tcPr>
+            <w:tcW w:w="2700" w:type="dxa"/>
+          </w:tcPr>
+          <w:p>
+            <w:pPr>
+              <w:rPr>
+                <w:rFonts w:ascii="Poppins" w:hAnsi="Poppins" w:cs="Poppins"/>
+              </w:rPr>
+            </w:pPr>
+            <w:r>
+              <w:rPr>
+                <w:rFonts w:ascii="Poppins" w:hAnsi="Poppins" w:cs="Poppins"/>
+              </w:rPr>
+              <w:t xml:space="preserve">High side current sensor </w:t>
+            </w:r>
+          </w:p>
+        </w:tc>
+        <w:tc>
+          <w:tcPr>
+            <w:tcW w:w="3000" w:type="dxa"/>
+          </w:tcPr>
+          <w:p>
+            <w:pPr>
+              <w:rPr>
+                <w:rFonts w:ascii="Poppins" w:hAnsi="Poppins" w:cs="Poppins"/>
+                <w:color w:val="000000"/>
+              </w:rPr>
+            </w:pPr>
+            <w:r>
+              <w:rPr>
+                <w:rFonts w:ascii="Poppins" w:hAnsi="Poppins" w:cs="Poppins"/>
+                <w:color w:val="000000"/>
+              </w:rPr>
+              <w:t>ZXCT1009FTA</w:t>
+            </w:r>
+          </w:p>
+        </w:tc>
+        <w:tc>
+          <w:tcPr>
+            <w:tcW w:w="3660" w:type="dxa"/>
+          </w:tcPr>
+          <w:p>
+            <w:pPr>
+              <w:rPr>
+                <w:rFonts w:ascii="Poppins" w:hAnsi="Poppins" w:cs="Poppins"/>
+                <w:color w:val="000000"/>
+              </w:rPr>
+            </w:pPr>
+            <w:r>
+              <w:rPr>
+                <w:rFonts w:ascii="Poppins" w:hAnsi="Poppins" w:cs="Poppins"/>
+                <w:color w:val="000000"/>
+              </w:rPr>
+              <w:t>$</w:t>
+            </w:r>
+            <w:r>
+              <w:rPr>
+                <w:rFonts w:ascii="Poppins" w:hAnsi="Poppins" w:cs="Poppins"/>
+                <w:color w:val="000000"/>
+              </w:rPr>
+              <w:t>2.22</w:t>
             </w:r>
           </w:p>
         </w:tc>
@@ -4604,6 +5239,7 @@
   </w:style>
   <w:style w:type="paragraph" w:styleId="Heading1">
     <w:name w:val="heading 1"/>
+    <w:link w:val="Heading1Char"/>
     <w:uiPriority w:val="9"/>
     <w:qFormat/>
     <w:pPr>
@@ -4688,7 +5324,6 @@
   <w:style w:type="character" w:default="1" w:styleId="DefaultParagraphFont">
     <w:name w:val="Default Paragraph Font"/>
     <w:uiPriority w:val="1"/>
-    <w:semiHidden/>
     <w:unhideWhenUsed/>
   </w:style>
   <w:style w:type="table" w:default="1" w:styleId="TableNormal">
@@ -4794,6 +5429,18 @@
     <w:rPr>
       <w:sz w:val="20"/>
       <w:szCs w:val="20"/>
+    </w:rPr>
+  </w:style>
+  <w:style w:type="character" w:customStyle="1" w:styleId="Heading1Char">
+    <w:name w:val="Heading 1 Char"/>
+    <w:basedOn w:val="DefaultParagraphFont"/>
+    <w:link w:val="Heading1"/>
+    <w:uiPriority w:val="9"/>
+    <w:rsid w:val="000338D4"/>
+    <w:rPr>
+      <w:color w:val="2E74B5"/>
+      <w:sz w:val="32"/>
+      <w:szCs w:val="32"/>
     </w:rPr>
   </w:style>
 </w:styles>
